--- a/docs/Platform_Update_Proximate_3_August_2026.docx
+++ b/docs/Platform_Update_Proximate_3_August_2026.docx
@@ -110,7 +110,7 @@
                 <w:szCs w:val="20"/>
                 <w:rFonts w:ascii="Calibri" w:cs="Calibri" w:eastAsia="Calibri" w:hAnsi="Calibri"/>
               </w:rPr>
-              <w:t xml:space="preserve">The operations review raised fourteen items. Six are built, tested and deployed today; eight remain open, and one of those is deliberately blocked pending a question back to the reviewer. Two of the six came out differently from the ticket as written, because checking the code first showed the diagnosis was aimed at the wrong screen — those are explained in full below rather than quietly changed. The three big page restructures are NOT built, and this document argues they should be shaped in a room with Khalid and Marwa rather than built from a specification.</w:t>
+              <w:t xml:space="preserve">The operations review raised fourteen items. Six are built, tested and deployed today; eight remain open, and one of those is deliberately blocked pending a question back to the reviewer. Two of the six came out differently from the ticket as written, because checking the code first showed the diagnosis was aimed at the wrong screen — those are explained in full below rather than quietly changed. We also added one thing nobody asked for, because the geography work made it obvious: a “use my location” button that fills the State field. Section 3 explains why it stores a state and deliberately throws the coordinates away. The three big page restructures are NOT built, and this document argues they should be shaped in a room with Khalid and Marwa rather than built from a specification.</w:t>
             </w:r>
           </w:p>
         </w:tc>
@@ -149,7 +149,7 @@
           <w:szCs w:val="21"/>
           <w:rFonts w:ascii="Calibri" w:cs="Calibri" w:eastAsia="Calibri" w:hAnsi="Calibri"/>
         </w:rPr>
-        <w:t xml:space="preserve">Six items, all live. Each was verified against the running system rather than assumed — how, is in section 4.</w:t>
+        <w:t xml:space="preserve">Seven items, all live. Six answer the review; the last was added on top of it. Each was verified against the running system rather than assumed — how, is in section 5.</w:t>
       </w:r>
     </w:p>
     <w:tbl>
@@ -567,6 +567,62 @@
           </w:p>
         </w:tc>
       </w:tr>
+      <w:tr>
+        <w:tc>
+          <w:tcPr>
+            <w:tcW w:type="pct" w:w="34%"/>
+            <w:tcMar>
+              <w:top w:type="dxa" w:w="60"/>
+              <w:left w:type="dxa" w:w="90"/>
+              <w:bottom w:type="dxa" w:w="60"/>
+              <w:right w:type="dxa" w:w="90"/>
+            </w:tcMar>
+            <w:vAlign w:val="center"/>
+          </w:tcPr>
+          <w:p>
+            <w:pPr>
+              <w:jc w:val="left"/>
+            </w:pPr>
+            <w:r>
+              <w:rPr>
+                <w:b/>
+                <w:bCs/>
+                <w:color w:val="225648"/>
+                <w:sz w:val="17"/>
+                <w:szCs w:val="17"/>
+                <w:rFonts w:ascii="Calibri" w:cs="Calibri" w:eastAsia="Calibri" w:hAnsi="Calibri"/>
+              </w:rPr>
+              <w:t xml:space="preserve">“Use my location” fills the State field</w:t>
+            </w:r>
+          </w:p>
+        </w:tc>
+        <w:tc>
+          <w:tcPr>
+            <w:tcW w:type="pct" w:w="66%"/>
+            <w:tcMar>
+              <w:top w:type="dxa" w:w="60"/>
+              <w:left w:type="dxa" w:w="90"/>
+              <w:bottom w:type="dxa" w:w="60"/>
+              <w:right w:type="dxa" w:w="90"/>
+            </w:tcMar>
+            <w:vAlign w:val="center"/>
+          </w:tcPr>
+          <w:p>
+            <w:pPr>
+              <w:jc w:val="left"/>
+            </w:pPr>
+            <w:r>
+              <w:rPr>
+                <w:color w:val="1C2925"/>
+                <w:sz w:val="17"/>
+                <w:szCs w:val="17"/>
+                <w:rFonts w:ascii="Calibri" w:cs="Calibri" w:eastAsia="Calibri" w:hAnsi="Calibri"/>
+              </w:rPr>
+              <w:t xml:space="preserve">On the nomination form, one tap sets the state from where the device is. It never stores or sends a coordinate — see section 3, which is worth reading before anyone is asked about it.</w:t>
+            </w:r>
+          </w:p>
+        </w:tc>
+      </w:tr>
     </w:tbl>
     <w:p>
       <w:r>
@@ -1108,102 +1164,133 @@
           <w:szCs w:val="28"/>
           <w:rFonts w:ascii="Calibri" w:cs="Calibri" w:eastAsia="Calibri" w:hAnsi="Calibri"/>
         </w:rPr>
-        <w:t xml:space="preserve">3.  One item we have stopped on, and need an answer</w:t>
-      </w:r>
-    </w:p>
-    <w:p>
-      <w:pPr>
-        <w:spacing w:after="120" w:line="264"/>
-      </w:pPr>
-      <w:r>
-        <w:rPr>
-          <w:b/>
-          <w:bCs/>
-          <w:color w:val="1C2925"/>
-          <w:sz w:val="21"/>
-          <w:szCs w:val="21"/>
-          <w:rFonts w:ascii="Calibri" w:cs="Calibri" w:eastAsia="Calibri" w:hAnsi="Calibri"/>
-        </w:rPr>
-        <w:t xml:space="preserve">PRX-WORKFLOW-FORM-003 </w:t>
-      </w:r>
-      <w:r>
-        <w:rPr>
-          <w:color w:val="1C2925"/>
-          <w:sz w:val="21"/>
-          <w:szCs w:val="21"/>
-          <w:rFonts w:ascii="Calibri" w:cs="Calibri" w:eastAsia="Calibri" w:hAnsi="Calibri"/>
-        </w:rPr>
-        <w:t xml:space="preserve">— “partner links should be limited to partners that have passed due diligence”.</w:t>
-      </w:r>
-    </w:p>
-    <w:p>
-      <w:pPr>
-        <w:spacing w:after="120" w:line="264"/>
-      </w:pPr>
-      <w:r>
-        <w:rPr>
-          <w:color w:val="1C2925"/>
-          <w:sz w:val="21"/>
-          <w:szCs w:val="21"/>
-          <w:rFonts w:ascii="Calibri" w:cs="Calibri" w:eastAsia="Calibri" w:hAnsi="Calibri"/>
-        </w:rPr>
-        <w:t xml:space="preserve">There are several partner-facing links in the system, and they are gated differently on purpose: nomination, report package, receipt confirmation, and per-domain delegation. The ticket does not say which one it means, and the reviewer flagged the same uncertainty.</w:t>
-      </w:r>
-    </w:p>
-    <w:p>
-      <w:pPr>
-        <w:spacing w:after="120" w:line="264"/>
-      </w:pPr>
-      <w:r>
-        <w:rPr>
-          <w:b/>
-          <w:bCs/>
-          <w:color w:val="1C2925"/>
-          <w:sz w:val="21"/>
-          <w:szCs w:val="21"/>
-          <w:rFonts w:ascii="Calibri" w:cs="Calibri" w:eastAsia="Calibri" w:hAnsi="Calibri"/>
-        </w:rPr>
-        <w:t xml:space="preserve">We have not guessed. </w:t>
-      </w:r>
-      <w:r>
-        <w:rPr>
-          <w:color w:val="1C2925"/>
-          <w:sz w:val="21"/>
-          <w:szCs w:val="21"/>
-          <w:rFonts w:ascii="Calibri" w:cs="Calibri" w:eastAsia="Calibri" w:hAnsi="Calibri"/>
-        </w:rPr>
-        <w:t xml:space="preserve">Changing who can reach a link is an access-control decision, and getting it wrong either blocks a partner who needs to report or exposes a stage to someone who should not be in it yet. Please tell us which link and we will scope it the same day.</w:t>
-      </w:r>
-    </w:p>
-    <w:p>
-      <w:pPr>
-        <w:pStyle w:val="Heading1"/>
-        <w:spacing w:before="300" w:after="100"/>
-      </w:pPr>
-      <w:r>
-        <w:rPr>
-          <w:b/>
-          <w:bCs/>
-          <w:color w:val="173F35"/>
-          <w:sz w:val="28"/>
-          <w:szCs w:val="28"/>
-          <w:rFonts w:ascii="Calibri" w:cs="Calibri" w:eastAsia="Calibri" w:hAnsi="Calibri"/>
-        </w:rPr>
-        <w:t xml:space="preserve">4.  How this was checked</w:t>
-      </w:r>
-    </w:p>
-    <w:p>
-      <w:pPr>
-        <w:spacing w:after="120" w:line="264"/>
-      </w:pPr>
-      <w:r>
-        <w:rPr>
-          <w:color w:val="1C2925"/>
-          <w:sz w:val="21"/>
-          <w:szCs w:val="21"/>
-          <w:rFonts w:ascii="Calibri" w:cs="Calibri" w:eastAsia="Calibri" w:hAnsi="Calibri"/>
-        </w:rPr>
-        <w:t xml:space="preserve">Everything below was run against the real system, not asserted:</w:t>
+        <w:t xml:space="preserve">3.  Location detection — and the line we drew</w:t>
+      </w:r>
+    </w:p>
+    <w:p>
+      <w:pPr>
+        <w:spacing w:after="120" w:line="264"/>
+      </w:pPr>
+      <w:r>
+        <w:rPr>
+          <w:color w:val="1C2925"/>
+          <w:sz w:val="21"/>
+          <w:szCs w:val="21"/>
+          <w:rFonts w:ascii="Calibri" w:cs="Calibri" w:eastAsia="Calibri" w:hAnsi="Calibri"/>
+        </w:rPr>
+        <w:t xml:space="preserve">Filling in a state from a dropdown of eighteen is still work, and it is work done on a phone, often on a bad connection. So the nomination form now has a “use my location” option next to the State field. One tap and the state is filled in.</w:t>
+      </w:r>
+    </w:p>
+    <w:p>
+      <w:pPr>
+        <w:pStyle w:val="Heading3"/>
+        <w:spacing w:before="140" w:after="50"/>
+      </w:pPr>
+      <w:r>
+        <w:rPr>
+          <w:b/>
+          <w:bCs/>
+          <w:color w:val="1C2925"/>
+          <w:sz w:val="22"/>
+          <w:szCs w:val="22"/>
+          <w:rFonts w:ascii="Calibri" w:cs="Calibri" w:eastAsia="Calibri" w:hAnsi="Calibri"/>
+        </w:rPr>
+        <w:t xml:space="preserve">What it deliberately does not do</w:t>
+      </w:r>
+    </w:p>
+    <w:p>
+      <w:pPr>
+        <w:spacing w:after="120" w:line="264"/>
+      </w:pPr>
+      <w:r>
+        <w:rPr>
+          <w:b/>
+          <w:bCs/>
+          <w:color w:val="1C2925"/>
+          <w:sz w:val="21"/>
+          <w:szCs w:val="21"/>
+          <w:rFonts w:ascii="Calibri" w:cs="Calibri" w:eastAsia="Calibri" w:hAnsi="Calibri"/>
+        </w:rPr>
+        <w:t xml:space="preserve">It does not keep the coordinates. </w:t>
+      </w:r>
+      <w:r>
+        <w:rPr>
+          <w:color w:val="1C2925"/>
+          <w:sz w:val="21"/>
+          <w:szCs w:val="21"/>
+          <w:rFonts w:ascii="Calibri" w:cs="Calibri" w:eastAsia="Calibri" w:hAnsi="Calibri"/>
+        </w:rPr>
+        <w:t xml:space="preserve">The position is read on the device, turned into a state, and thrown away. Nothing is stored, nothing is sent to the server, nothing is written to a log. We checked this rather than assuming it: we intercepted what the form actually submits, and it contains the state and no location field of any kind.</w:t>
+      </w:r>
+    </w:p>
+    <w:p>
+      <w:pPr>
+        <w:spacing w:after="120" w:line="264"/>
+      </w:pPr>
+      <w:r>
+        <w:rPr>
+          <w:b/>
+          <w:bCs/>
+          <w:color w:val="1C2925"/>
+          <w:sz w:val="21"/>
+          <w:szCs w:val="21"/>
+          <w:rFonts w:ascii="Calibri" w:cs="Calibri" w:eastAsia="Calibri" w:hAnsi="Calibri"/>
+        </w:rPr>
+        <w:t xml:space="preserve">This is the important part of the feature, not a technical footnote. </w:t>
+      </w:r>
+      <w:r>
+        <w:rPr>
+          <w:color w:val="1C2925"/>
+          <w:sz w:val="21"/>
+          <w:szCs w:val="21"/>
+          <w:rFonts w:ascii="Calibri" w:cs="Calibri" w:eastAsia="Calibri" w:hAnsi="Calibri"/>
+        </w:rPr>
+        <w:t xml:space="preserve">Proximate partners are community organisations in an active conflict, and several receive money from foreign funders. Which state an organisation works in is administrative information that is already effectively known. A precise position for a named group is a different category of thing entirely — it is the sort of record that causes harm if this database is ever breached, seized, or handed over under legal pressure. So the system takes the precision that reporting genuinely needs and refuses the rest.</w:t>
+      </w:r>
+    </w:p>
+    <w:p>
+      <w:pPr>
+        <w:spacing w:after="120" w:line="264"/>
+      </w:pPr>
+      <w:r>
+        <w:rPr>
+          <w:color w:val="1C2925"/>
+          <w:sz w:val="21"/>
+          <w:szCs w:val="21"/>
+          <w:rFonts w:ascii="Calibri" w:cs="Calibri" w:eastAsia="Calibri" w:hAnsi="Calibri"/>
+        </w:rPr>
+        <w:t xml:space="preserve">If anyone asks why we did not capture exact locations “while we were there”, that is the answer, and it was a deliberate decision rather than an oversight.</w:t>
+      </w:r>
+    </w:p>
+    <w:p>
+      <w:pPr>
+        <w:pStyle w:val="Heading3"/>
+        <w:spacing w:before="140" w:after="50"/>
+      </w:pPr>
+      <w:r>
+        <w:rPr>
+          <w:b/>
+          <w:bCs/>
+          <w:color w:val="1C2925"/>
+          <w:sz w:val="22"/>
+          <w:szCs w:val="22"/>
+          <w:rFonts w:ascii="Calibri" w:cs="Calibri" w:eastAsia="Calibri" w:hAnsi="Calibri"/>
+        </w:rPr>
+        <w:t xml:space="preserve">It tells you when it is unsure</w:t>
+      </w:r>
+    </w:p>
+    <w:p>
+      <w:pPr>
+        <w:spacing w:after="120" w:line="264"/>
+      </w:pPr>
+      <w:r>
+        <w:rPr>
+          <w:color w:val="1C2925"/>
+          <w:sz w:val="21"/>
+          <w:szCs w:val="21"/>
+          <w:rFonts w:ascii="Calibri" w:cs="Calibri" w:eastAsia="Calibri" w:hAnsi="Calibri"/>
+        </w:rPr>
+        <w:t xml:space="preserve">The method is “which state centre is nearest”, not a proper map of state boundaries — we do not have authoritative boundary data. That is reliable well inside a state and unreliable near a border. Rather than hide that, the button says so.</w:t>
       </w:r>
     </w:p>
     <w:p>
@@ -1222,7 +1309,7 @@
           <w:szCs w:val="21"/>
           <w:rFonts w:ascii="Calibri" w:cs="Calibri" w:eastAsia="Calibri" w:hAnsi="Calibri"/>
         </w:rPr>
-        <w:t xml:space="preserve">The menu fix was verified in a live browser on the exact page reported — /proximate/admin/partners now shows one highlighted item.</w:t>
+        <w:t xml:space="preserve">Well inside a state: “Set to South Darfur. Change it if that is not right.”</w:t>
       </w:r>
     </w:p>
     <w:p>
@@ -1241,7 +1328,7 @@
           <w:szCs w:val="21"/>
           <w:rFonts w:ascii="Calibri" w:cs="Calibri" w:eastAsia="Calibri" w:hAnsi="Calibri"/>
         </w:rPr>
-        <w:t xml:space="preserve">A new automated guard (12 cases) covers the menu rule permanently. It reads the shipped code rather than a copy, so the check cannot keep passing after the real thing breaks.</w:t>
+        <w:t xml:space="preserve">Near a boundary: “You appear to be near the boundary of North Darfur and Central Darfur. We have set North Darfur — please confirm before saving.” It names both and asks.</w:t>
       </w:r>
     </w:p>
     <w:p>
@@ -1260,7 +1347,230 @@
           <w:szCs w:val="21"/>
           <w:rFonts w:ascii="Calibri" w:cs="Calibri" w:eastAsia="Calibri" w:hAnsi="Calibri"/>
         </w:rPr>
-        <w:t xml:space="preserve">The test-record rule was run over the real production register before shipping — 91 partners, 13 hidden, zero real organisations affected.</w:t>
+        <w:t xml:space="preserve">Outside Sudan, permission refused, or no signal: it says so plainly and leaves the dropdown alone. A location fix on a cheap handset over a weak connection often simply fails, so this is a shortcut and never a requirement.</w:t>
+      </w:r>
+    </w:p>
+    <w:p>
+      <w:pPr>
+        <w:spacing w:after="120" w:line="264"/>
+      </w:pPr>
+      <w:r>
+        <w:rPr>
+          <w:b/>
+          <w:bCs/>
+          <w:color w:val="1C2925"/>
+          <w:sz w:val="21"/>
+          <w:szCs w:val="21"/>
+          <w:rFonts w:ascii="Calibri" w:cs="Calibri" w:eastAsia="Calibri" w:hAnsi="Calibri"/>
+        </w:rPr>
+        <w:t xml:space="preserve">Checked against reality: </w:t>
+      </w:r>
+      <w:r>
+        <w:rPr>
+          <w:color w:val="1C2925"/>
+          <w:sz w:val="21"/>
+          <w:szCs w:val="21"/>
+          <w:rFonts w:ascii="Calibri" w:cs="Calibri" w:eastAsia="Calibri" w:hAnsi="Calibri"/>
+        </w:rPr>
+        <w:t xml:space="preserve">one real town in each of the 18 states — all 18 resolve to the correct state, and Cairo, Nairobi and Juba are reported as outside Sudan rather than being matched to the nearest Sudanese state. That check runs automatically from now on, so it cannot quietly rot.</w:t>
+      </w:r>
+    </w:p>
+    <w:p>
+      <w:pPr>
+        <w:pStyle w:val="Heading3"/>
+        <w:spacing w:before="140" w:after="50"/>
+      </w:pPr>
+      <w:r>
+        <w:rPr>
+          <w:b/>
+          <w:bCs/>
+          <w:color w:val="1C2925"/>
+          <w:sz w:val="22"/>
+          <w:szCs w:val="22"/>
+          <w:rFonts w:ascii="Calibri" w:cs="Calibri" w:eastAsia="Calibri" w:hAnsi="Calibri"/>
+        </w:rPr>
+        <w:t xml:space="preserve">A related decision we are NOT making for you</w:t>
+      </w:r>
+    </w:p>
+    <w:p>
+      <w:pPr>
+        <w:spacing w:after="120" w:line="264"/>
+      </w:pPr>
+      <w:r>
+        <w:rPr>
+          <w:color w:val="1C2925"/>
+          <w:sz w:val="21"/>
+          <w:szCs w:val="21"/>
+          <w:rFonts w:ascii="Calibri" w:cs="Calibri" w:eastAsia="Calibri" w:hAnsi="Calibri"/>
+        </w:rPr>
+        <w:t xml:space="preserve">While building this we found that the endorsement records already have empty columns for exact coordinates, and both submission routes will accept them. Nothing has ever filled them — every endorsement on the live system has no location. The original intent was fraud detection: spotting whether all the endorsements for one partner came from the same place.</w:t>
+      </w:r>
+    </w:p>
+    <w:p>
+      <w:pPr>
+        <w:spacing w:after="120" w:line="264"/>
+      </w:pPr>
+      <w:r>
+        <w:rPr>
+          <w:b/>
+          <w:bCs/>
+          <w:color w:val="1C2925"/>
+          <w:sz w:val="21"/>
+          <w:szCs w:val="21"/>
+          <w:rFonts w:ascii="Calibri" w:cs="Calibri" w:eastAsia="Calibri" w:hAnsi="Calibri"/>
+        </w:rPr>
+        <w:t xml:space="preserve">We recommend against switching it on as it stands, for two reasons. </w:t>
+      </w:r>
+      <w:r>
+        <w:rPr>
+          <w:color w:val="1C2925"/>
+          <w:sz w:val="21"/>
+          <w:szCs w:val="21"/>
+          <w:rFonts w:ascii="Calibri" w:cs="Calibri" w:eastAsia="Calibri" w:hAnsi="Calibri"/>
+        </w:rPr>
+        <w:t xml:space="preserve">First, the coordinates would be supplied by whoever submits the form, so anyone willing to fake endorsements can simply send false ones — it would catch only honest people while making the Oversight Body more confident than the evidence deserves. Second, endorsers are community members vouching for organisations receiving foreign money; their precise locations are the most sensitive data this system could hold.</w:t>
+      </w:r>
+    </w:p>
+    <w:p>
+      <w:pPr>
+        <w:spacing w:after="120" w:line="264"/>
+      </w:pPr>
+      <w:r>
+        <w:rPr>
+          <w:b/>
+          <w:bCs/>
+          <w:color w:val="1C2925"/>
+          <w:sz w:val="21"/>
+          <w:szCs w:val="21"/>
+          <w:rFonts w:ascii="Calibri" w:cs="Calibri" w:eastAsia="Calibri" w:hAnsi="Calibri"/>
+        </w:rPr>
+        <w:t xml:space="preserve">The choice is Khalid’s: </w:t>
+      </w:r>
+      <w:r>
+        <w:rPr>
+          <w:color w:val="1C2925"/>
+          <w:sz w:val="21"/>
+          <w:szCs w:val="21"/>
+          <w:rFonts w:ascii="Calibri" w:cs="Calibri" w:eastAsia="Calibri" w:hAnsi="Calibri"/>
+        </w:rPr>
+        <w:t xml:space="preserve">either turn it on properly — with explicit consent, a stated deletion period, and honesty that the figure is self-reported — or remove the columns. Leaving an unused field that quietly accepts data is the worst of the three, because the next person to build on it will assume it means something.</w:t>
+      </w:r>
+    </w:p>
+    <w:p>
+      <w:r>
+        <w:br w:type="page"/>
+      </w:r>
+    </w:p>
+    <w:p>
+      <w:pPr>
+        <w:pStyle w:val="Heading1"/>
+        <w:spacing w:before="300" w:after="100"/>
+      </w:pPr>
+      <w:r>
+        <w:rPr>
+          <w:b/>
+          <w:bCs/>
+          <w:color w:val="173F35"/>
+          <w:sz w:val="28"/>
+          <w:szCs w:val="28"/>
+          <w:rFonts w:ascii="Calibri" w:cs="Calibri" w:eastAsia="Calibri" w:hAnsi="Calibri"/>
+        </w:rPr>
+        <w:t xml:space="preserve">4.  One item we have stopped on, and need an answer</w:t>
+      </w:r>
+    </w:p>
+    <w:p>
+      <w:pPr>
+        <w:spacing w:after="120" w:line="264"/>
+      </w:pPr>
+      <w:r>
+        <w:rPr>
+          <w:b/>
+          <w:bCs/>
+          <w:color w:val="1C2925"/>
+          <w:sz w:val="21"/>
+          <w:szCs w:val="21"/>
+          <w:rFonts w:ascii="Calibri" w:cs="Calibri" w:eastAsia="Calibri" w:hAnsi="Calibri"/>
+        </w:rPr>
+        <w:t xml:space="preserve">PRX-WORKFLOW-FORM-003 </w:t>
+      </w:r>
+      <w:r>
+        <w:rPr>
+          <w:color w:val="1C2925"/>
+          <w:sz w:val="21"/>
+          <w:szCs w:val="21"/>
+          <w:rFonts w:ascii="Calibri" w:cs="Calibri" w:eastAsia="Calibri" w:hAnsi="Calibri"/>
+        </w:rPr>
+        <w:t xml:space="preserve">— “partner links should be limited to partners that have passed due diligence”.</w:t>
+      </w:r>
+    </w:p>
+    <w:p>
+      <w:pPr>
+        <w:spacing w:after="120" w:line="264"/>
+      </w:pPr>
+      <w:r>
+        <w:rPr>
+          <w:color w:val="1C2925"/>
+          <w:sz w:val="21"/>
+          <w:szCs w:val="21"/>
+          <w:rFonts w:ascii="Calibri" w:cs="Calibri" w:eastAsia="Calibri" w:hAnsi="Calibri"/>
+        </w:rPr>
+        <w:t xml:space="preserve">There are several partner-facing links in the system, and they are gated differently on purpose: nomination, report package, receipt confirmation, and per-domain delegation. The ticket does not say which one it means, and the reviewer flagged the same uncertainty.</w:t>
+      </w:r>
+    </w:p>
+    <w:p>
+      <w:pPr>
+        <w:spacing w:after="120" w:line="264"/>
+      </w:pPr>
+      <w:r>
+        <w:rPr>
+          <w:b/>
+          <w:bCs/>
+          <w:color w:val="1C2925"/>
+          <w:sz w:val="21"/>
+          <w:szCs w:val="21"/>
+          <w:rFonts w:ascii="Calibri" w:cs="Calibri" w:eastAsia="Calibri" w:hAnsi="Calibri"/>
+        </w:rPr>
+        <w:t xml:space="preserve">We have not guessed. </w:t>
+      </w:r>
+      <w:r>
+        <w:rPr>
+          <w:color w:val="1C2925"/>
+          <w:sz w:val="21"/>
+          <w:szCs w:val="21"/>
+          <w:rFonts w:ascii="Calibri" w:cs="Calibri" w:eastAsia="Calibri" w:hAnsi="Calibri"/>
+        </w:rPr>
+        <w:t xml:space="preserve">Changing who can reach a link is an access-control decision, and getting it wrong either blocks a partner who needs to report or exposes a stage to someone who should not be in it yet. Please tell us which link and we will scope it the same day.</w:t>
+      </w:r>
+    </w:p>
+    <w:p>
+      <w:pPr>
+        <w:pStyle w:val="Heading1"/>
+        <w:spacing w:before="300" w:after="100"/>
+      </w:pPr>
+      <w:r>
+        <w:rPr>
+          <w:b/>
+          <w:bCs/>
+          <w:color w:val="173F35"/>
+          <w:sz w:val="28"/>
+          <w:szCs w:val="28"/>
+          <w:rFonts w:ascii="Calibri" w:cs="Calibri" w:eastAsia="Calibri" w:hAnsi="Calibri"/>
+        </w:rPr>
+        <w:t xml:space="preserve">5.  How this was checked</w:t>
+      </w:r>
+    </w:p>
+    <w:p>
+      <w:pPr>
+        <w:spacing w:after="120" w:line="264"/>
+      </w:pPr>
+      <w:r>
+        <w:rPr>
+          <w:color w:val="1C2925"/>
+          <w:sz w:val="21"/>
+          <w:szCs w:val="21"/>
+          <w:rFonts w:ascii="Calibri" w:cs="Calibri" w:eastAsia="Calibri" w:hAnsi="Calibri"/>
+        </w:rPr>
+        <w:t xml:space="preserve">Everything below was run against the real system, not asserted:</w:t>
       </w:r>
     </w:p>
     <w:p>
@@ -1279,7 +1589,7 @@
           <w:szCs w:val="21"/>
           <w:rFonts w:ascii="Calibri" w:cs="Calibri" w:eastAsia="Calibri" w:hAnsi="Calibri"/>
         </w:rPr>
-        <w:t xml:space="preserve">The full regression gate passed 125 of 125 across all three tenants, including the money paths.</w:t>
+        <w:t xml:space="preserve">The menu fix was verified in a live browser on the exact page reported — /proximate/admin/partners now shows one highlighted item.</w:t>
       </w:r>
     </w:p>
     <w:p>
@@ -1298,6 +1608,101 @@
           <w:szCs w:val="21"/>
           <w:rFonts w:ascii="Calibri" w:cs="Calibri" w:eastAsia="Calibri" w:hAnsi="Calibri"/>
         </w:rPr>
+        <w:t xml:space="preserve">A new automated guard (12 cases) covers the menu rule permanently. It reads the shipped code rather than a copy, so the check cannot keep passing after the real thing breaks.</w:t>
+      </w:r>
+    </w:p>
+    <w:p>
+      <w:pPr>
+        <w:pStyle w:val="ListParagraph"/>
+        <w:numPr>
+          <w:ilvl w:val="0"/>
+          <w:numId w:val="1"/>
+        </w:numPr>
+        <w:spacing w:after="60" w:line="260"/>
+      </w:pPr>
+      <w:r>
+        <w:rPr>
+          <w:color w:val="1C2925"/>
+          <w:sz w:val="21"/>
+          <w:szCs w:val="21"/>
+          <w:rFonts w:ascii="Calibri" w:cs="Calibri" w:eastAsia="Calibri" w:hAnsi="Calibri"/>
+        </w:rPr>
+        <w:t xml:space="preserve">The test-record rule was run over the real production register before shipping — 91 partners, 13 hidden, zero real organisations affected.</w:t>
+      </w:r>
+    </w:p>
+    <w:p>
+      <w:pPr>
+        <w:pStyle w:val="ListParagraph"/>
+        <w:numPr>
+          <w:ilvl w:val="0"/>
+          <w:numId w:val="1"/>
+        </w:numPr>
+        <w:spacing w:after="60" w:line="260"/>
+      </w:pPr>
+      <w:r>
+        <w:rPr>
+          <w:color w:val="1C2925"/>
+          <w:sz w:val="21"/>
+          <w:szCs w:val="21"/>
+          <w:rFonts w:ascii="Calibri" w:cs="Calibri" w:eastAsia="Calibri" w:hAnsi="Calibri"/>
+        </w:rPr>
+        <w:t xml:space="preserve">The location lookup was checked against a real town in each of the 18 states — all 18 correct — and against three cities outside Sudan, all correctly reported as outside.</w:t>
+      </w:r>
+    </w:p>
+    <w:p>
+      <w:pPr>
+        <w:pStyle w:val="ListParagraph"/>
+        <w:numPr>
+          <w:ilvl w:val="0"/>
+          <w:numId w:val="1"/>
+        </w:numPr>
+        <w:spacing w:after="60" w:line="260"/>
+      </w:pPr>
+      <w:r>
+        <w:rPr>
+          <w:color w:val="1C2925"/>
+          <w:sz w:val="21"/>
+          <w:szCs w:val="21"/>
+          <w:rFonts w:ascii="Calibri" w:cs="Calibri" w:eastAsia="Calibri" w:hAnsi="Calibri"/>
+        </w:rPr>
+        <w:t xml:space="preserve">What the nomination form actually submits was intercepted and read, to confirm no coordinate is sent.</w:t>
+      </w:r>
+    </w:p>
+    <w:p>
+      <w:pPr>
+        <w:pStyle w:val="ListParagraph"/>
+        <w:numPr>
+          <w:ilvl w:val="0"/>
+          <w:numId w:val="1"/>
+        </w:numPr>
+        <w:spacing w:after="60" w:line="260"/>
+      </w:pPr>
+      <w:r>
+        <w:rPr>
+          <w:color w:val="1C2925"/>
+          <w:sz w:val="21"/>
+          <w:szCs w:val="21"/>
+          <w:rFonts w:ascii="Calibri" w:cs="Calibri" w:eastAsia="Calibri" w:hAnsi="Calibri"/>
+        </w:rPr>
+        <w:t xml:space="preserve">The full regression gate passed 125 of 125 across all three tenants, including the money paths.</w:t>
+      </w:r>
+    </w:p>
+    <w:p>
+      <w:pPr>
+        <w:pStyle w:val="ListParagraph"/>
+        <w:numPr>
+          <w:ilvl w:val="0"/>
+          <w:numId w:val="1"/>
+        </w:numPr>
+        <w:spacing w:after="60" w:line="260"/>
+      </w:pPr>
+      <w:r>
+        <w:rPr>
+          <w:color w:val="1C2925"/>
+          <w:sz w:val="21"/>
+          <w:szCs w:val="21"/>
+          <w:rFonts w:ascii="Calibri" w:cs="Calibri" w:eastAsia="Calibri" w:hAnsi="Calibri"/>
+        </w:rPr>
         <w:t xml:space="preserve">The frontend was rebuilt and the built output committed — without that step a source change silently does not deploy on this platform.</w:t>
       </w:r>
     </w:p>
@@ -1320,7 +1725,7 @@
           <w:szCs w:val="28"/>
           <w:rFonts w:ascii="Calibri" w:cs="Calibri" w:eastAsia="Calibri" w:hAnsi="Calibri"/>
         </w:rPr>
-        <w:t xml:space="preserve">5.  What we have NOT built, and our recommendation</w:t>
+        <w:t xml:space="preserve">6.  What we have NOT built, and our recommendation</w:t>
       </w:r>
     </w:p>
     <w:p>
@@ -1543,7 +1948,7 @@
                 <w:szCs w:val="20"/>
                 <w:rFonts w:ascii="Calibri" w:cs="Calibri" w:eastAsia="Calibri" w:hAnsi="Calibri"/>
               </w:rPr>
-              <w:t xml:space="preserve">One answer — which partner link section 3 is about. One session — thirty minutes with Khalid or Marwa working through a real round while we watch. And one decision, when you are ready: whether locality should become a controlled list, which needs an authoritative source we do not currently have.</w:t>
+              <w:t xml:space="preserve">One answer — which partner link section 4 is about. One session — thirty minutes with Khalid or Marwa working through a real round while we watch. And two decisions when you are ready: whether the dormant endorsement location columns are switched on properly or removed (section 3), and whether locality should become a controlled list, which needs an authoritative source we do not currently have.</w:t>
             </w:r>
           </w:p>
         </w:tc>
